--- a/docs/exports/C12/C12_Simulations.docx
+++ b/docs/exports/C12/C12_Simulations.docx
@@ -518,7 +518,7 @@
         <w:pStyle w:val="Heading3"/>
       </w:pPr>
       <w:r>
-        <w:t xml:space="preserve">1.1 Problématique du câble sous-marin (Alfaro, 1979)</w:t>
+        <w:t xml:space="preserve">Problématique du câble sous-marin (Alfaro, 1979)</w:t>
       </w:r>
     </w:p>
     <w:p>
@@ -1199,7 +1199,7 @@
         <w:pStyle w:val="Heading3"/>
       </w:pPr>
       <w:r>
-        <w:t xml:space="preserve">1.2 Estimation ou simulation</w:t>
+        <w:t xml:space="preserve">Estimation ou simulation</w:t>
       </w:r>
     </w:p>
     <w:p>
@@ -3051,7 +3051,7 @@
         <w:pStyle w:val="Heading3"/>
       </w:pPr>
       <w:r>
-        <w:t xml:space="preserve">2.1 Méthode de simulation matricielle (décomposition de Cholesky)</w:t>
+        <w:t xml:space="preserve">Méthode de simulation matricielle (décomposition de Cholesky)</w:t>
       </w:r>
     </w:p>
     <w:p>
@@ -3743,7 +3743,7 @@
         <w:pStyle w:val="Heading4"/>
       </w:pPr>
       <w:r>
-        <w:t xml:space="preserve">2.1.1 Principe</w:t>
+        <w:t xml:space="preserve">Principe</w:t>
       </w:r>
     </w:p>
     <w:p>
@@ -5272,7 +5272,7 @@
         <w:pStyle w:val="Heading4"/>
       </w:pPr>
       <w:r>
-        <w:t xml:space="preserve">2.1.2 Validation de la méthode</w:t>
+        <w:t xml:space="preserve">Validation de la méthode</w:t>
       </w:r>
     </w:p>
     <w:p>
@@ -5567,7 +5567,7 @@
         <w:pStyle w:val="Heading4"/>
       </w:pPr>
       <w:r>
-        <w:t xml:space="preserve">2.1.3 Limitations</w:t>
+        <w:t xml:space="preserve">Limitations</w:t>
       </w:r>
     </w:p>
     <w:p>
@@ -5914,7 +5914,7 @@
         <w:pStyle w:val="Heading4"/>
       </w:pPr>
       <w:r>
-        <w:t xml:space="preserve">2.1.4 Extensions</w:t>
+        <w:t xml:space="preserve">Extensions</w:t>
       </w:r>
     </w:p>
     <w:p>
@@ -5950,7 +5950,7 @@
         <w:pStyle w:val="Heading3"/>
       </w:pPr>
       <w:r>
-        <w:t xml:space="preserve">2.2 Cas des variables non gaussiennes : l’anamorphose</w:t>
+        <w:t xml:space="preserve">Cas des variables non gaussiennes : l’anamorphose</w:t>
       </w:r>
     </w:p>
     <w:p>
@@ -6408,7 +6408,7 @@
         <w:pStyle w:val="Heading3"/>
       </w:pPr>
       <w:r>
-        <w:t xml:space="preserve">2.3 Passage à la simulation conditionnelle</w:t>
+        <w:t xml:space="preserve">Passage à la simulation conditionnelle</w:t>
       </w:r>
     </w:p>
     <w:p>
@@ -6553,7 +6553,7 @@
         <w:pStyle w:val="Heading3"/>
       </w:pPr>
       <w:r>
-        <w:t xml:space="preserve">3.1 Méthode de simulation matricielle conditionnelle par décomposition de Cholesky</w:t>
+        <w:t xml:space="preserve">Méthode de simulation matricielle conditionnelle par décomposition de Cholesky</w:t>
       </w:r>
     </w:p>
     <w:p>
@@ -6570,7 +6570,7 @@
         <w:pStyle w:val="Heading4"/>
       </w:pPr>
       <w:r>
-        <w:t xml:space="preserve">3.1.1 Choix des points</w:t>
+        <w:t xml:space="preserve">Choix des points</w:t>
       </w:r>
     </w:p>
     <w:p>
@@ -7252,7 +7252,7 @@
         <w:pStyle w:val="Heading4"/>
       </w:pPr>
       <w:r>
-        <w:t xml:space="preserve">3.1.2 Principe</w:t>
+        <w:t xml:space="preserve">Principe</w:t>
       </w:r>
     </w:p>
     <w:p>
@@ -10126,7 +10126,7 @@
         <w:pStyle w:val="Heading4"/>
       </w:pPr>
       <w:r>
-        <w:t xml:space="preserve">3.1.3 Validation de la méthode</w:t>
+        <w:t xml:space="preserve">Validation de la méthode</w:t>
       </w:r>
     </w:p>
     <w:p>
@@ -11118,7 +11118,7 @@
         <w:pStyle w:val="Heading4"/>
       </w:pPr>
       <w:r>
-        <w:t xml:space="preserve">3.1.4 Efficacité computationnelle</w:t>
+        <w:t xml:space="preserve">Efficacité computationnelle</w:t>
       </w:r>
     </w:p>
     <w:p>
@@ -11482,7 +11482,7 @@
         <w:pStyle w:val="Heading4"/>
       </w:pPr>
       <w:r>
-        <w:t xml:space="preserve">3.1.5 Limitations</w:t>
+        <w:t xml:space="preserve">Limitations</w:t>
       </w:r>
     </w:p>
     <w:p>
@@ -11732,7 +11732,7 @@
         <w:pStyle w:val="Heading3"/>
       </w:pPr>
       <w:r>
-        <w:t xml:space="preserve">3.2 Méthode de simulation séquentielle gaussienne (SGS)</w:t>
+        <w:t xml:space="preserve">Méthode de simulation séquentielle gaussienne (SGS)</w:t>
       </w:r>
     </w:p>
     <w:p>
@@ -11749,7 +11749,7 @@
         <w:pStyle w:val="Heading4"/>
       </w:pPr>
       <w:r>
-        <w:t xml:space="preserve">3.2.1 Principe général</w:t>
+        <w:t xml:space="preserve">Principe général</w:t>
       </w:r>
     </w:p>
     <w:p>
@@ -11857,7 +11857,7 @@
         <w:pStyle w:val="Heading4"/>
       </w:pPr>
       <w:r>
-        <w:t xml:space="preserve">3.2.2 Algorithme</w:t>
+        <w:t xml:space="preserve">Algorithme</w:t>
       </w:r>
     </w:p>
     <w:p>
@@ -12607,7 +12607,7 @@
         <w:pStyle w:val="Heading4"/>
       </w:pPr>
       <w:r>
-        <w:t xml:space="preserve">3.2.3 Validation théorique</w:t>
+        <w:t xml:space="preserve">Validation théorique</w:t>
       </w:r>
     </w:p>
     <w:p>
@@ -13769,7 +13769,7 @@
         <w:pStyle w:val="Heading4"/>
       </w:pPr>
       <w:r>
-        <w:t xml:space="preserve">3.2.4 Remarques importantes</w:t>
+        <w:t xml:space="preserve">Remarques importantes</w:t>
       </w:r>
     </w:p>
     <w:p>
@@ -13936,7 +13936,7 @@
         <w:pStyle w:val="Heading3"/>
       </w:pPr>
       <w:r>
-        <w:t xml:space="preserve">3.3 Comparaison des deux méthodes</w:t>
+        <w:t xml:space="preserve">Comparaison des deux méthodes</w:t>
       </w:r>
     </w:p>
     <w:tbl>
@@ -14477,7 +14477,7 @@
         <w:pStyle w:val="Heading3"/>
       </w:pPr>
       <w:r>
-        <w:t xml:space="preserve">3.4 Méthode de recuit simulé</w:t>
+        <w:t xml:space="preserve">Méthode de recuit simulé</w:t>
       </w:r>
     </w:p>
     <w:p>
@@ -14504,7 +14504,7 @@
         <w:pStyle w:val="Heading4"/>
       </w:pPr>
       <w:r>
-        <w:t xml:space="preserve">3.4.1 Principe général</w:t>
+        <w:t xml:space="preserve">Principe général</w:t>
       </w:r>
     </w:p>
     <w:p>
@@ -14840,7 +14840,7 @@
         <w:pStyle w:val="Heading4"/>
       </w:pPr>
       <w:r>
-        <w:t xml:space="preserve">3.4.2 Algorithme</w:t>
+        <w:t xml:space="preserve">Algorithme</w:t>
       </w:r>
     </w:p>
     <w:p>
@@ -15433,7 +15433,7 @@
         <w:pStyle w:val="Heading4"/>
       </w:pPr>
       <w:r>
-        <w:t xml:space="preserve">3.4.3 Remarques</w:t>
+        <w:t xml:space="preserve">Remarques</w:t>
       </w:r>
     </w:p>
     <w:p>
@@ -15550,7 +15550,7 @@
         <w:pStyle w:val="Heading3"/>
       </w:pPr>
       <w:r>
-        <w:t xml:space="preserve">4.1 Principe du post-conditionnement par krigeage</w:t>
+        <w:t xml:space="preserve">Principe du post-conditionnement par krigeage</w:t>
       </w:r>
     </w:p>
     <w:p>
@@ -16450,7 +16450,7 @@
         <w:pStyle w:val="Heading3"/>
       </w:pPr>
       <w:r>
-        <w:t xml:space="preserve">4.2 Propriétés mathématiques</w:t>
+        <w:t xml:space="preserve">Propriétés mathématiques</w:t>
       </w:r>
     </w:p>
     <w:p>
@@ -19758,7 +19758,7 @@
         <w:pStyle w:val="Heading3"/>
       </w:pPr>
       <w:r>
-        <w:t xml:space="preserve">6.1 Bandes tournantes</w:t>
+        <w:t xml:space="preserve">Bandes tournantes</w:t>
       </w:r>
     </w:p>
     <w:p>
@@ -20635,7 +20635,7 @@
         <w:pStyle w:val="Heading3"/>
       </w:pPr>
       <w:r>
-        <w:t xml:space="preserve">6.2 Bandes tournantes spectrales</w:t>
+        <w:t xml:space="preserve">Bandes tournantes spectrales</w:t>
       </w:r>
     </w:p>
     <w:p>
@@ -21519,7 +21519,7 @@
         <w:pStyle w:val="Heading3"/>
       </w:pPr>
       <w:r>
-        <w:t xml:space="preserve">6.3 FFT-MA</w:t>
+        <w:t xml:space="preserve">FFT-MA</w:t>
       </w:r>
     </w:p>
     <w:p>
@@ -22110,7 +22110,7 @@
         <w:pStyle w:val="Heading3"/>
       </w:pPr>
       <w:r>
-        <w:t xml:space="preserve">6.4 Décomposition de Karhunen–Loève</w:t>
+        <w:t xml:space="preserve">Décomposition de Karhunen–Loève</w:t>
       </w:r>
     </w:p>
     <w:p>
@@ -23197,7 +23197,7 @@
         <w:pStyle w:val="Heading3"/>
       </w:pPr>
       <w:r>
-        <w:t xml:space="preserve">6.5 Comparaison</w:t>
+        <w:t xml:space="preserve">Comparaison</w:t>
       </w:r>
     </w:p>
     <w:tbl>
